--- a/tests/corpus/word-rules/E-vml-pictures.docx
+++ b/tests/corpus/word-rules/E-vml-pictures.docx
@@ -16,7 +16,26 @@
       </w:r>
       <w:r>
         <w:pict>
-          <v:shape id="p1" style="width:72pt;height:36pt" stroked="f">
+          <v:shapetype id="_x0000_t75" coordsize="21600,21600" o:spt="75" o:preferrelative="t" path="m@4@5l@4@11@9@11@9@5xe" filled="f" stroked="f">
+            <v:stroke joinstyle="miter"/>
+            <v:formulas>
+              <v:f eqn="if lineDrawn pixelLineWidth 0"/>
+              <v:f eqn="sum @0 1 0"/>
+              <v:f eqn="sum 0 0 @1"/>
+              <v:f eqn="prod @2 1 2"/>
+              <v:f eqn="prod @3 21600 pixelWidth"/>
+              <v:f eqn="prod @3 21600 pixelHeight"/>
+              <v:f eqn="sum @0 0 1"/>
+              <v:f eqn="prod @6 1 2"/>
+              <v:f eqn="prod @7 21600 pixelWidth"/>
+              <v:f eqn="sum @8 21600 0"/>
+              <v:f eqn="prod @7 21600 pixelHeight"/>
+              <v:f eqn="sum @10 21600 0"/>
+            </v:formulas>
+            <v:path o:extrusionok="f" gradientshapeok="t" o:connecttype="rect"/>
+            <o:lock v:ext="edit" aspectratio="t"/>
+          </v:shapetype>
+          <v:shape id="p1" type="#_x0000_t75" style="width:72pt;height:36pt">
             <v:imagedata r:id="rIdimage1" o:title=""/>
           </v:shape>
         </w:pict>
@@ -39,7 +58,7 @@
       </w:r>
       <w:r>
         <w:pict>
-          <v:shape id="p2" style="width:36pt;height:48pt" stroked="f">
+          <v:shape id="p2" type="#_x0000_t75" style="width:36pt;height:48pt">
             <v:imagedata r:id="rIdimage2" o:title=""/>
           </v:shape>
         </w:pict>
@@ -59,14 +78,14 @@
     <w:p>
       <w:r>
         <w:pict>
-          <v:shape id="p3" style="position:absolute;margin-left:144pt;margin-top:6pt;width:72pt;height:72pt;z-index:1;mso-position-horizontal-relative:margin;mso-position-vertical-relative:paragraph" stroked="f">
+          <v:shape id="p3" type="#_x0000_t75" style="position:absolute;margin-left:144pt;margin-top:6pt;width:72pt;height:72pt;z-index:1;mso-position-horizontal-relative:margin;mso-position-vertical-relative:paragraph">
             <v:imagedata r:id="rIdimage3" o:title=""/>
             <w10:wrap type="square"/>
           </v:shape>
         </w:pict>
       </w:r>
       <w:r>
-        <w:t xml:space="preserve">Text around the picture Text around the picture Text around the picture Text around the picture Text around the picture Text around the picture Text around the picture Text around the picture Text around the picture Text around the picture Text around the picture Text around the picture</w:t>
+        <w:t xml:space="preserve">Text around the picture Text around the picture Text around the picture Text around the picture Text around the picture Text around the picture Text around the picture Text around the picture Text around the picture Text around the picture Text around the picture Text around the picture Text around the picture Text around the picture Text around the picture Text around the picture Text around the picture Text around the picture Text around the picture Text around the picture Text around the picture Text around the picture Text around the picture Text around the picture Text around the picture Text around the picture Text around the picture Text around the picture Text around the picture Text around the picture</w:t>
       </w:r>
     </w:p>
     <w:p>
@@ -74,41 +93,42 @@
         <w:spacing w:before="240"/>
       </w:pPr>
       <w:r>
-        <w:t xml:space="preserve">Case 04: a floating picture behind the text (z-index -1), no wrap</w:t>
+        <w:t xml:space="preserve">Case 04: a floating picture behind the text (a negative z-index), no wrap</w:t>
       </w:r>
     </w:p>
     <w:p>
       <w:r>
         <w:pict>
-          <v:shape id="p4" style="position:absolute;margin-left:36pt;margin-top:0pt;width:72pt;height:72pt;z-index:-251658240;mso-position-horizontal-relative:margin;mso-position-vertical-relative:paragraph" stroked="f">
+          <v:shape id="p4" type="#_x0000_t75" style="position:absolute;margin-left:36pt;margin-top:0pt;width:72pt;height:72pt;z-index:-251658240;mso-position-horizontal-relative:margin;mso-position-vertical-relative:paragraph">
             <v:imagedata r:id="rIdimage3" o:title=""/>
             <w10:wrap type="none"/>
           </v:shape>
         </w:pict>
       </w:r>
       <w:r>
-        <w:t xml:space="preserve">Text around the picture Text around the picture Text around the picture Text around the picture Text around the picture Text around the picture Text around the picture Text around the picture Text around the picture Text around the picture Text around the picture Text around the picture</w:t>
+        <w:t xml:space="preserve">Text around the picture Text around the picture Text around the picture Text around the picture Text around the picture Text around the picture Text around the picture Text around the picture Text around the picture Text around the picture Text around the picture Text around the picture Text around the picture Text around the picture Text around the picture Text around the picture Text around the picture Text around the picture Text around the picture Text around the picture Text around the picture Text around the picture Text around the picture Text around the picture Text around the picture Text around the picture Text around the picture Text around the picture Text around the picture Text around the picture</w:t>
       </w:r>
     </w:p>
     <w:p>
       <w:pPr>
+        <w:pageBreakBefore/>
         <w:spacing w:before="240"/>
       </w:pPr>
       <w:r>
-        <w:t xml:space="preserve">Case 05: a floating picture placed from the page's top left corner, 400 pt across and 600 pt down, text wrapped square</w:t>
+        <w:t xml:space="preserve">Case 05: on a page of its own, a floating picture placed from the page's top left corner, 300 pt across and 150 pt down, text wrapped square</w:t>
       </w:r>
     </w:p>
     <w:p>
       <w:r>
         <w:pict>
-          <v:shape id="p5" style="position:absolute;margin-left:400pt;margin-top:600pt;width:72pt;height:72pt;z-index:2;mso-position-horizontal-relative:page;mso-position-vertical-relative:page" stroked="f">
+          <v:shape id="p5" type="#_x0000_t75" style="position:absolute;margin-left:300pt;margin-top:150pt;width:72pt;height:72pt;z-index:2;mso-position-horizontal-relative:page;mso-position-vertical-relative:page">
             <v:imagedata r:id="rIdimage3" o:title=""/>
             <w10:wrap type="square"/>
           </v:shape>
         </w:pict>
       </w:r>
       <w:r>
-        <w:t xml:space="preserve">Text around the picture Text around the picture Text around the picture Text around the picture Text around the picture Text around the picture Text around the picture Text around the picture Text around the picture Text around the picture Text around the picture Text around the picture</w:t>
+        <w:t xml:space="preserve">Text around the picture Text around the picture Text around the picture Text around the picture Text around the picture Text around the picture Text around the picture Text around the picture Text around the picture Text around the picture Text around the picture Text around the picture Text around the picture Text around the picture Text around the picture Text around the picture Text around the picture Text around the picture Text around the picture Text around the picture Text around the picture Text around the picture Text around the picture Text around the picture Text around the picture Text around the picture Text around the picture Text around the picture Text around the picture Text around the picture Text around the picture Text around the picture Text around the picture Text around the picture Text around the picture Text around the picture Text around the picture Text around the picture Text around the picture Text around the picture Text around the picture Text around the picture Text around the picture Text around the picture Text around the picture Text around the picture Text around the picture Text around the picture Text around the picture Text around the picture Text around the picture Text around the picture Text around the picture Text around the picture Text around the picture Text around the picture Text around the picture Text around the picture Text around the picture Text around the picture</w:t>
       </w:r>
     </w:p>
     <w:p>
